--- a/aura-documents/output/word/03-safety-and-privacy/05-guest-complaints-feedback-procedure.docx
+++ b/aura-documents/output/word/03-safety-and-privacy/05-guest-complaints-feedback-procedure.docx
@@ -30,7 +30,7 @@
           <w:color w:val="7A6753"/>
           <w:sz w:val="16"/>
         </w:rPr>
-        <w:t xml:space="preserve">Document No. AUR-SAF-05 · Version 0.1 (Draft) · Owner: General Manager · Effective: </w:t>
+        <w:t xml:space="preserve">Document No. AUR-SAF-05 · Version 0.2 (Draft) · Owner: General Manager · Effective: </w:t>
       </w:r>
       <w:r>
         <w:rPr>
@@ -84,7 +84,7 @@
           <w:color w:val="4A3A2C"/>
           <w:sz w:val="20"/>
         </w:rPr>
-        <w:t>It applies to every Host, clinician, Duty Manager and the General Manager at the Jumeirah 1 studio, from the founding member launch in November 2026 onward.</w:t>
+        <w:t>It applies to every Host, Healer, Duty Manager and the General Manager at the Jumeirah 1 studio, from the founding member launch in November 2026 onward.</w:t>
       </w:r>
     </w:p>
     <w:p>
@@ -675,6 +675,16 @@
             <w:pPr>
               <w:spacing w:before="40" w:after="40" w:line="276" w:lineRule="auto"/>
             </w:pPr>
+            <w:r>
+              <w:rPr>
+                <w:rFonts w:ascii="Jost" w:hAnsi="Jost" w:cs="Jost" w:eastAsia="Jost"/>
+                <w:b w:val="0"/>
+                <w:i w:val="0"/>
+                <w:color w:val="4A3A2C"/>
+                <w:sz w:val="17"/>
+              </w:rPr>
+              <w:t>WhatsApp is also a booking channel; reply within the same targets</w:t>
+            </w:r>
           </w:p>
         </w:tc>
       </w:tr>
@@ -682,6 +692,69 @@
         <w:tc>
           <w:tcPr>
             <w:tcW w:type="dxa" w:w="3137"/>
+          </w:tcPr>
+          <w:p>
+            <w:pPr>
+              <w:spacing w:before="40" w:after="40" w:line="276" w:lineRule="auto"/>
+            </w:pPr>
+            <w:r>
+              <w:rPr>
+                <w:rFonts w:ascii="Jost" w:hAnsi="Jost" w:cs="Jost" w:eastAsia="Jost"/>
+                <w:b w:val="0"/>
+                <w:i w:val="0"/>
+                <w:color w:val="4A3A2C"/>
+                <w:sz w:val="17"/>
+              </w:rPr>
+              <w:t>Ad-campaign comments and messages (Meta / Instagram / Google)</w:t>
+            </w:r>
+          </w:p>
+        </w:tc>
+        <w:tc>
+          <w:tcPr>
+            <w:tcW w:type="dxa" w:w="3137"/>
+          </w:tcPr>
+          <w:p>
+            <w:pPr>
+              <w:spacing w:before="40" w:after="40" w:line="276" w:lineRule="auto"/>
+            </w:pPr>
+            <w:r>
+              <w:rPr>
+                <w:rFonts w:ascii="Jost" w:hAnsi="Jost" w:cs="Jost" w:eastAsia="Jost"/>
+                <w:b w:val="0"/>
+                <w:i w:val="0"/>
+                <w:color w:val="4A3A2C"/>
+                <w:sz w:val="17"/>
+              </w:rPr>
+              <w:t>General Manager / Marketing &amp; Community</w:t>
+            </w:r>
+          </w:p>
+        </w:tc>
+        <w:tc>
+          <w:tcPr>
+            <w:tcW w:type="dxa" w:w="3137"/>
+          </w:tcPr>
+          <w:p>
+            <w:pPr>
+              <w:spacing w:before="40" w:after="40" w:line="276" w:lineRule="auto"/>
+            </w:pPr>
+            <w:r>
+              <w:rPr>
+                <w:rFonts w:ascii="Jost" w:hAnsi="Jost" w:cs="Jost" w:eastAsia="Jost"/>
+                <w:b w:val="0"/>
+                <w:i w:val="0"/>
+                <w:color w:val="4A3A2C"/>
+                <w:sz w:val="17"/>
+              </w:rPr>
+              <w:t>Many new guests arrive from ads; answer quickly and move details to a private channel</w:t>
+            </w:r>
+          </w:p>
+        </w:tc>
+      </w:tr>
+      <w:tr>
+        <w:tc>
+          <w:tcPr>
+            <w:tcW w:type="dxa" w:w="3137"/>
+            <w:shd w:val="clear" w:color="auto" w:fill="FBF5EE"/>
           </w:tcPr>
           <w:p>
             <w:pPr>
@@ -722,6 +795,7 @@
         <w:tc>
           <w:tcPr>
             <w:tcW w:type="dxa" w:w="3137"/>
+            <w:shd w:val="clear" w:color="auto" w:fill="FBF5EE"/>
           </w:tcPr>
           <w:p>
             <w:pPr>
@@ -742,6 +816,7 @@
         <w:tc>
           <w:tcPr>
             <w:tcW w:type="dxa" w:w="3137"/>
+            <w:shd w:val="clear" w:color="auto" w:fill="FBF5EE"/>
           </w:tcPr>
           <w:p>
             <w:pPr>
@@ -764,7 +839,6 @@
         <w:tc>
           <w:tcPr>
             <w:tcW w:type="dxa" w:w="3137"/>
-            <w:shd w:val="clear" w:color="auto" w:fill="FBF5EE"/>
           </w:tcPr>
           <w:p>
             <w:pPr>
@@ -785,7 +859,6 @@
         <w:tc>
           <w:tcPr>
             <w:tcW w:type="dxa" w:w="3137"/>
-            <w:shd w:val="clear" w:color="auto" w:fill="FBF5EE"/>
           </w:tcPr>
           <w:p>
             <w:pPr>
@@ -806,7 +879,6 @@
         <w:tc>
           <w:tcPr>
             <w:tcW w:type="dxa" w:w="3137"/>
-            <w:shd w:val="clear" w:color="auto" w:fill="FBF5EE"/>
           </w:tcPr>
           <w:p>
             <w:pPr>
@@ -829,6 +901,7 @@
         <w:tc>
           <w:tcPr>
             <w:tcW w:type="dxa" w:w="3137"/>
+            <w:shd w:val="clear" w:color="auto" w:fill="FBF5EE"/>
           </w:tcPr>
           <w:p>
             <w:pPr>
@@ -849,6 +922,7 @@
         <w:tc>
           <w:tcPr>
             <w:tcW w:type="dxa" w:w="3137"/>
+            <w:shd w:val="clear" w:color="auto" w:fill="FBF5EE"/>
           </w:tcPr>
           <w:p>
             <w:pPr>
@@ -869,6 +943,7 @@
         <w:tc>
           <w:tcPr>
             <w:tcW w:type="dxa" w:w="3137"/>
+            <w:shd w:val="clear" w:color="auto" w:fill="FBF5EE"/>
           </w:tcPr>
           <w:p>
             <w:pPr>
@@ -883,6 +958,68 @@
                 <w:sz w:val="17"/>
               </w:rPr>
               <w:t>Ask for feedback as part of the review</w:t>
+            </w:r>
+          </w:p>
+        </w:tc>
+      </w:tr>
+      <w:tr>
+        <w:tc>
+          <w:tcPr>
+            <w:tcW w:type="dxa" w:w="3137"/>
+          </w:tcPr>
+          <w:p>
+            <w:pPr>
+              <w:spacing w:before="40" w:after="40" w:line="276" w:lineRule="auto"/>
+            </w:pPr>
+            <w:r>
+              <w:rPr>
+                <w:rFonts w:ascii="Jost" w:hAnsi="Jost" w:cs="Jost" w:eastAsia="Jost"/>
+                <w:b w:val="0"/>
+                <w:i w:val="0"/>
+                <w:color w:val="4A3A2C"/>
+                <w:sz w:val="17"/>
+              </w:rPr>
+              <w:t>Healer follow-up on a personalised package</w:t>
+            </w:r>
+          </w:p>
+        </w:tc>
+        <w:tc>
+          <w:tcPr>
+            <w:tcW w:type="dxa" w:w="3137"/>
+          </w:tcPr>
+          <w:p>
+            <w:pPr>
+              <w:spacing w:before="40" w:after="40" w:line="276" w:lineRule="auto"/>
+            </w:pPr>
+            <w:r>
+              <w:rPr>
+                <w:rFonts w:ascii="Jost" w:hAnsi="Jost" w:cs="Jost" w:eastAsia="Jost"/>
+                <w:b w:val="0"/>
+                <w:i w:val="0"/>
+                <w:color w:val="4A3A2C"/>
+                <w:sz w:val="17"/>
+              </w:rPr>
+              <w:t>Healer</w:t>
+            </w:r>
+          </w:p>
+        </w:tc>
+        <w:tc>
+          <w:tcPr>
+            <w:tcW w:type="dxa" w:w="3137"/>
+          </w:tcPr>
+          <w:p>
+            <w:pPr>
+              <w:spacing w:before="40" w:after="40" w:line="276" w:lineRule="auto"/>
+            </w:pPr>
+            <w:r>
+              <w:rPr>
+                <w:rFonts w:ascii="Jost" w:hAnsi="Jost" w:cs="Jost" w:eastAsia="Jost"/>
+                <w:b w:val="0"/>
+                <w:i w:val="0"/>
+                <w:color w:val="4A3A2C"/>
+                <w:sz w:val="17"/>
+              </w:rPr>
+              <w:t>Ask how the programme is feeling and adjust</w:t>
             </w:r>
           </w:p>
         </w:tc>
@@ -1148,7 +1285,7 @@
                 <w:color w:val="4A3A2C"/>
                 <w:sz w:val="17"/>
               </w:rPr>
-              <w:t>Resolve complex complaint (clinical, safety, billing dispute)</w:t>
+              <w:t>Resolve complex complaint (health concern, safety, billing dispute)</w:t>
             </w:r>
           </w:p>
         </w:tc>
@@ -1880,7 +2017,7 @@
                 <w:color w:val="4A3A2C"/>
                 <w:sz w:val="17"/>
               </w:rPr>
-              <w:t>Sincere apology; complimentary water or tea; extend or repeat part of a session if schedule allows; rebook at no penalty</w:t>
+              <w:t>Sincere apology; complimentary refreshment (herbal tea or infused water); extend or repeat part of a session if schedule allows; rebook at no penalty</w:t>
             </w:r>
           </w:p>
         </w:tc>
@@ -2088,7 +2225,7 @@
                 <w:color w:val="4A3A2C"/>
                 <w:sz w:val="17"/>
               </w:rPr>
-              <w:t>Credit to account; partial or full refund of a visit; membership extension or pause; IV therapy credit</w:t>
+              <w:t>Credit to account; partial or full refund of a visit; membership extension or pause; complimentary Sound Healing or Guided Breathwork session</w:t>
             </w:r>
           </w:p>
         </w:tc>
@@ -2193,7 +2330,7 @@
                 <w:color w:val="4A3A2C"/>
                 <w:sz w:val="17"/>
               </w:rPr>
-              <w:t>Anything above Level 3; any matter with legal, clinical or media risk</w:t>
+              <w:t>Anything above Level 3; any matter with legal, health or media risk</w:t>
             </w:r>
           </w:p>
         </w:tc>
@@ -2417,7 +2554,7 @@
           <w:color w:val="4A3A2C"/>
           <w:sz w:val="20"/>
         </w:rPr>
-        <w:t>Clinical complaints</w:t>
+        <w:t>Health-related complaints</w:t>
       </w:r>
       <w:r>
         <w:rPr>
@@ -2427,7 +2564,7 @@
           <w:color w:val="4A3A2C"/>
           <w:sz w:val="20"/>
         </w:rPr>
-        <w:t xml:space="preserve"> (IV Nutrient Therapy, or medical concerns from any modality) go to the </w:t>
+        <w:t xml:space="preserve"> (a medical concern arising from any modality, including hyperbaric oxygen) go to the General Manager, who consults the </w:t>
       </w:r>
       <w:r>
         <w:rPr>
@@ -2437,7 +2574,7 @@
           <w:color w:val="4A3A2C"/>
           <w:sz w:val="20"/>
         </w:rPr>
-        <w:t>Clinical Lead</w:t>
+        <w:t>[Medical Director named on the licence]</w:t>
       </w:r>
       <w:r>
         <w:rPr>
@@ -2447,7 +2584,7 @@
           <w:color w:val="4A3A2C"/>
           <w:sz w:val="20"/>
         </w:rPr>
-        <w:t xml:space="preserve"> and General Manager. Where DHA rules require, the guest is informed of their right to complain to DHA, subject to DHA requirements.</w:t>
+        <w:t>. Where DHA rules require, the guest is informed of their right to complain to DHA. No medical treatments are offered at launch; if clinical services are added later, a Clinical Lead would handle clinical complaints.</w:t>
       </w:r>
     </w:p>
     <w:p>
@@ -2600,7 +2737,7 @@
           <w:color w:val="4A3A2C"/>
           <w:sz w:val="20"/>
         </w:rPr>
-        <w:t xml:space="preserve"> or DHA for clinical matters.</w:t>
+        <w:t xml:space="preserve"> or DHA for health-related matters where DHA rules apply.</w:t>
       </w:r>
     </w:p>
     <w:p>
@@ -2759,7 +2896,7 @@
           <w:color w:val="4A3A2C"/>
           <w:sz w:val="20"/>
         </w:rPr>
-        <w:t>Booking and scheduling (time bands, confirmation, calendar invite)</w:t>
+        <w:t>Booking and scheduling (online or WhatsApp booking, confirmation, calendar invite, lead response time)</w:t>
       </w:r>
     </w:p>
     <w:p>
@@ -2807,7 +2944,7 @@
           <w:color w:val="4A3A2C"/>
           <w:sz w:val="20"/>
         </w:rPr>
-        <w:t>Modality or device (comfort, temperature, fault)</w:t>
+        <w:t>Healer consultation or personalised package</w:t>
       </w:r>
     </w:p>
     <w:p>
@@ -2823,7 +2960,7 @@
           <w:color w:val="4A3A2C"/>
           <w:sz w:val="20"/>
         </w:rPr>
-        <w:t>Cleanliness and amenities</w:t>
+        <w:t>Modality or device (comfort, temperature, fault, modality unavailable because the single unit is out of service)</w:t>
       </w:r>
     </w:p>
     <w:p>
@@ -2839,7 +2976,7 @@
           <w:color w:val="4A3A2C"/>
           <w:sz w:val="20"/>
         </w:rPr>
-        <w:t>IV Nutrient Therapy (clinical)</w:t>
+        <w:t>Sound Healing or Guided Breathwork session</w:t>
       </w:r>
     </w:p>
     <w:p>
@@ -2855,7 +2992,39 @@
           <w:color w:val="4A3A2C"/>
           <w:sz w:val="20"/>
         </w:rPr>
-        <w:t>Membership and billing (Restore, Elevate, founding member, pause or cancel)</w:t>
+        <w:t>Cleanliness and amenities (robes, Aura-branded towels, clothing and slippers)</w:t>
+      </w:r>
+    </w:p>
+    <w:p>
+      <w:pPr>
+        <w:pStyle w:val="ListBullet"/>
+        <w:spacing w:before="0" w:after="60" w:line="300" w:lineRule="auto"/>
+      </w:pPr>
+      <w:r>
+        <w:rPr>
+          <w:rFonts w:ascii="Jost" w:hAnsi="Jost" w:cs="Jost" w:eastAsia="Jost"/>
+          <w:b w:val="0"/>
+          <w:i w:val="0"/>
+          <w:color w:val="4A3A2C"/>
+          <w:sz w:val="20"/>
+        </w:rPr>
+        <w:t>Refreshments and retail (copper mugs, organic fragrances, wellness pillows, linen merchandise)</w:t>
+      </w:r>
+    </w:p>
+    <w:p>
+      <w:pPr>
+        <w:pStyle w:val="ListBullet"/>
+        <w:spacing w:before="0" w:after="60" w:line="300" w:lineRule="auto"/>
+      </w:pPr>
+      <w:r>
+        <w:rPr>
+          <w:rFonts w:ascii="Jost" w:hAnsi="Jost" w:cs="Jost" w:eastAsia="Jost"/>
+          <w:b w:val="0"/>
+          <w:i w:val="0"/>
+          <w:color w:val="4A3A2C"/>
+          <w:sz w:val="20"/>
+        </w:rPr>
+        <w:t>Membership, payment and billing (Restore, Elevate, founding member, pause or cancel; Apple Pay, card or cash)</w:t>
       </w:r>
     </w:p>
     <w:p>
